--- a/docs/overviews/o-recognizing3dsurfaces.docx
+++ b/docs/overviews/o-recognizing3dsurfaces.docx
@@ -46,7 +46,7 @@
         <w:t xml:space="preserve">Before reading this overview, it is recommended that you read [Guide: Introduction to polar coordinates], [Overview: Recognizing 2D curves] and [Guide: Introduction to 2D conic sections].</w:t>
       </w:r>
     </w:p>
-    <w:bookmarkStart w:id="26" w:name="what-is-a-3d-surface"/>
+    <w:bookmarkStart w:id="15" w:name="what-is-a-3d-surface"/>
     <w:p>
       <w:pPr>
         <w:pStyle w:val="Heading1"/>
@@ -82,28 +82,30 @@
         <w:t xml:space="preserve"> </w:t>
       </w:r>
       <m:oMath>
-        <m:d>
-          <m:dPr>
-            <m:begChr m:val="("/>
-            <m:sepChr m:val=""/>
-            <m:endChr m:val=")"/>
-            <m:grow/>
-          </m:dPr>
-          <m:e>
-            <m:r>
-              <m:t>x</m:t>
-            </m:r>
-            <m:r>
-              <m:rPr>
-                <m:sty m:val="p"/>
-              </m:rPr>
-              <m:t>,</m:t>
-            </m:r>
-            <m:r>
-              <m:t>y</m:t>
-            </m:r>
-          </m:e>
-        </m:d>
+        <m:r>
+          <m:rPr>
+            <m:sty m:val="p"/>
+          </m:rPr>
+          <m:t>(</m:t>
+        </m:r>
+        <m:r>
+          <m:t>x</m:t>
+        </m:r>
+        <m:r>
+          <m:rPr>
+            <m:sty m:val="p"/>
+          </m:rPr>
+          <m:t>,</m:t>
+        </m:r>
+        <m:r>
+          <m:t>y</m:t>
+        </m:r>
+        <m:r>
+          <m:rPr>
+            <m:sty m:val="p"/>
+          </m:rPr>
+          <m:t>)</m:t>
+        </m:r>
       </m:oMath>
       <w:r>
         <w:t xml:space="preserve">, and a</w:t>
@@ -122,41 +124,45 @@
         <w:t xml:space="preserve"> </w:t>
       </w:r>
       <m:oMath>
-        <m:d>
-          <m:dPr>
-            <m:begChr m:val="("/>
-            <m:sepChr m:val=""/>
-            <m:endChr m:val=")"/>
-            <m:grow/>
-          </m:dPr>
-          <m:e>
-            <m:r>
-              <m:t>x</m:t>
-            </m:r>
-            <m:r>
-              <m:rPr>
-                <m:sty m:val="p"/>
-              </m:rPr>
-              <m:t>,</m:t>
-            </m:r>
-            <m:r>
-              <m:t>f</m:t>
-            </m:r>
-            <m:d>
-              <m:dPr>
-                <m:begChr m:val="("/>
-                <m:sepChr m:val=""/>
-                <m:endChr m:val=")"/>
-                <m:grow/>
-              </m:dPr>
-              <m:e>
-                <m:r>
-                  <m:t>x</m:t>
-                </m:r>
-              </m:e>
-            </m:d>
-          </m:e>
-        </m:d>
+        <m:r>
+          <m:rPr>
+            <m:sty m:val="p"/>
+          </m:rPr>
+          <m:t>(</m:t>
+        </m:r>
+        <m:r>
+          <m:t>x</m:t>
+        </m:r>
+        <m:r>
+          <m:rPr>
+            <m:sty m:val="p"/>
+          </m:rPr>
+          <m:t>,</m:t>
+        </m:r>
+        <m:r>
+          <m:t>f</m:t>
+        </m:r>
+        <m:r>
+          <m:rPr>
+            <m:sty m:val="p"/>
+          </m:rPr>
+          <m:t>(</m:t>
+        </m:r>
+        <m:r>
+          <m:t>x</m:t>
+        </m:r>
+        <m:r>
+          <m:rPr>
+            <m:sty m:val="p"/>
+          </m:rPr>
+          <m:t>)</m:t>
+        </m:r>
+        <m:r>
+          <m:rPr>
+            <m:sty m:val="p"/>
+          </m:rPr>
+          <m:t>)</m:t>
+        </m:r>
       </m:oMath>
       <w:r>
         <w:t xml:space="preserve"> </w:t>
@@ -171,19 +177,21 @@
         <m:r>
           <m:t>f</m:t>
         </m:r>
-        <m:d>
-          <m:dPr>
-            <m:begChr m:val="("/>
-            <m:sepChr m:val=""/>
-            <m:endChr m:val=")"/>
-            <m:grow/>
-          </m:dPr>
-          <m:e>
-            <m:r>
-              <m:t>x</m:t>
-            </m:r>
-          </m:e>
-        </m:d>
+        <m:r>
+          <m:rPr>
+            <m:sty m:val="p"/>
+          </m:rPr>
+          <m:t>(</m:t>
+        </m:r>
+        <m:r>
+          <m:t>x</m:t>
+        </m:r>
+        <m:r>
+          <m:rPr>
+            <m:sty m:val="p"/>
+          </m:rPr>
+          <m:t>)</m:t>
+        </m:r>
       </m:oMath>
       <w:r>
         <w:t xml:space="preserve"> </w:t>
@@ -227,37 +235,39 @@
         <w:t xml:space="preserve"> </w:t>
       </w:r>
       <m:oMath>
-        <m:d>
-          <m:dPr>
-            <m:begChr m:val="("/>
-            <m:sepChr m:val=""/>
-            <m:endChr m:val=")"/>
-            <m:grow/>
-          </m:dPr>
-          <m:e>
-            <m:r>
-              <m:t>x</m:t>
-            </m:r>
-            <m:r>
-              <m:rPr>
-                <m:sty m:val="p"/>
-              </m:rPr>
-              <m:t>,</m:t>
-            </m:r>
-            <m:r>
-              <m:t>y</m:t>
-            </m:r>
-            <m:r>
-              <m:rPr>
-                <m:sty m:val="p"/>
-              </m:rPr>
-              <m:t>,</m:t>
-            </m:r>
-            <m:r>
-              <m:t>z</m:t>
-            </m:r>
-          </m:e>
-        </m:d>
+        <m:r>
+          <m:rPr>
+            <m:sty m:val="p"/>
+          </m:rPr>
+          <m:t>(</m:t>
+        </m:r>
+        <m:r>
+          <m:t>x</m:t>
+        </m:r>
+        <m:r>
+          <m:rPr>
+            <m:sty m:val="p"/>
+          </m:rPr>
+          <m:t>,</m:t>
+        </m:r>
+        <m:r>
+          <m:t>y</m:t>
+        </m:r>
+        <m:r>
+          <m:rPr>
+            <m:sty m:val="p"/>
+          </m:rPr>
+          <m:t>,</m:t>
+        </m:r>
+        <m:r>
+          <m:t>z</m:t>
+        </m:r>
+        <m:r>
+          <m:rPr>
+            <m:sty m:val="p"/>
+          </m:rPr>
+          <m:t>)</m:t>
+        </m:r>
       </m:oMath>
       <w:r>
         <w:t xml:space="preserve">. It is helpful to think of</w:t>
@@ -308,37 +318,39 @@
         <w:t xml:space="preserve"> </w:t>
       </w:r>
       <m:oMath>
-        <m:d>
-          <m:dPr>
-            <m:begChr m:val="("/>
-            <m:sepChr m:val=""/>
-            <m:endChr m:val=")"/>
-            <m:grow/>
-          </m:dPr>
-          <m:e>
-            <m:r>
-              <m:t>x</m:t>
-            </m:r>
-            <m:r>
-              <m:rPr>
-                <m:sty m:val="p"/>
-              </m:rPr>
-              <m:t>,</m:t>
-            </m:r>
-            <m:r>
-              <m:t>y</m:t>
-            </m:r>
-            <m:r>
-              <m:rPr>
-                <m:sty m:val="p"/>
-              </m:rPr>
-              <m:t>,</m:t>
-            </m:r>
-            <m:r>
-              <m:t>z</m:t>
-            </m:r>
-          </m:e>
-        </m:d>
+        <m:r>
+          <m:rPr>
+            <m:sty m:val="p"/>
+          </m:rPr>
+          <m:t>(</m:t>
+        </m:r>
+        <m:r>
+          <m:t>x</m:t>
+        </m:r>
+        <m:r>
+          <m:rPr>
+            <m:sty m:val="p"/>
+          </m:rPr>
+          <m:t>,</m:t>
+        </m:r>
+        <m:r>
+          <m:t>y</m:t>
+        </m:r>
+        <m:r>
+          <m:rPr>
+            <m:sty m:val="p"/>
+          </m:rPr>
+          <m:t>,</m:t>
+        </m:r>
+        <m:r>
+          <m:t>z</m:t>
+        </m:r>
+        <m:r>
+          <m:rPr>
+            <m:sty m:val="p"/>
+          </m:rPr>
+          <m:t>)</m:t>
+        </m:r>
       </m:oMath>
       <w:r>
         <w:t xml:space="preserve"> </w:t>
@@ -388,18 +400,18 @@
                 <wp:inline>
                   <wp:extent cx="152400" cy="152400"/>
                   <wp:effectExtent b="0" l="0" r="0" t="0"/>
-                  <wp:docPr descr="" title="" id="21" name="Picture"/>
+                  <wp:docPr descr="" title="" id="10" name="Picture"/>
                   <a:graphic>
                     <a:graphicData uri="http://schemas.openxmlformats.org/drawingml/2006/picture">
                       <pic:pic>
                         <pic:nvPicPr>
-                          <pic:cNvPr descr="/Applications/quarto/share/formats/docx/note.png" id="22" name="Picture"/>
+                          <pic:cNvPr descr="/Applications/quarto/share/formats/docx/note.png" id="11" name="Picture"/>
                           <pic:cNvPicPr>
                             <a:picLocks noChangeArrowheads="1" noChangeAspect="1"/>
                           </pic:cNvPicPr>
                         </pic:nvPicPr>
                         <pic:blipFill>
-                          <a:blip r:embed="rId20"/>
+                          <a:blip r:embed="rId9"/>
                           <a:stretch>
                             <a:fillRect/>
                           </a:stretch>
@@ -478,37 +490,39 @@
               <w:t xml:space="preserve"> </w:t>
             </w:r>
             <m:oMath>
-              <m:d>
-                <m:dPr>
-                  <m:begChr m:val="("/>
-                  <m:sepChr m:val=""/>
-                  <m:endChr m:val=")"/>
-                  <m:grow/>
-                </m:dPr>
-                <m:e>
-                  <m:r>
-                    <m:t>x</m:t>
-                  </m:r>
-                  <m:r>
-                    <m:rPr>
-                      <m:sty m:val="p"/>
-                    </m:rPr>
-                    <m:t>,</m:t>
-                  </m:r>
-                  <m:r>
-                    <m:t>y</m:t>
-                  </m:r>
-                  <m:r>
-                    <m:rPr>
-                      <m:sty m:val="p"/>
-                    </m:rPr>
-                    <m:t>,</m:t>
-                  </m:r>
-                  <m:r>
-                    <m:t>z</m:t>
-                  </m:r>
-                </m:e>
-              </m:d>
+              <m:r>
+                <m:rPr>
+                  <m:sty m:val="p"/>
+                </m:rPr>
+                <m:t>(</m:t>
+              </m:r>
+              <m:r>
+                <m:t>x</m:t>
+              </m:r>
+              <m:r>
+                <m:rPr>
+                  <m:sty m:val="p"/>
+                </m:rPr>
+                <m:t>,</m:t>
+              </m:r>
+              <m:r>
+                <m:t>y</m:t>
+              </m:r>
+              <m:r>
+                <m:rPr>
+                  <m:sty m:val="p"/>
+                </m:rPr>
+                <m:t>,</m:t>
+              </m:r>
+              <m:r>
+                <m:t>z</m:t>
+              </m:r>
+              <m:r>
+                <m:rPr>
+                  <m:sty m:val="p"/>
+                </m:rPr>
+                <m:t>)</m:t>
+              </m:r>
             </m:oMath>
             <w:r>
               <w:t xml:space="preserve"> </w:t>
@@ -551,28 +565,30 @@
               <m:r>
                 <m:t>f</m:t>
               </m:r>
-              <m:d>
-                <m:dPr>
-                  <m:begChr m:val="("/>
-                  <m:sepChr m:val=""/>
-                  <m:endChr m:val=")"/>
-                  <m:grow/>
-                </m:dPr>
-                <m:e>
-                  <m:r>
-                    <m:t>x</m:t>
-                  </m:r>
-                  <m:r>
-                    <m:rPr>
-                      <m:sty m:val="p"/>
-                    </m:rPr>
-                    <m:t>,</m:t>
-                  </m:r>
-                  <m:r>
-                    <m:t>y</m:t>
-                  </m:r>
-                </m:e>
-              </m:d>
+              <m:r>
+                <m:rPr>
+                  <m:sty m:val="p"/>
+                </m:rPr>
+                <m:t>(</m:t>
+              </m:r>
+              <m:r>
+                <m:t>x</m:t>
+              </m:r>
+              <m:r>
+                <m:rPr>
+                  <m:sty m:val="p"/>
+                </m:rPr>
+                <m:t>,</m:t>
+              </m:r>
+              <m:r>
+                <m:t>y</m:t>
+              </m:r>
+              <m:r>
+                <m:rPr>
+                  <m:sty m:val="p"/>
+                </m:rPr>
+                <m:t>)</m:t>
+              </m:r>
             </m:oMath>
             <w:r>
               <w:t xml:space="preserve">. This is an equation in terms of</w:t>
@@ -620,28 +636,30 @@
               <w:t xml:space="preserve"> </w:t>
             </w:r>
             <m:oMath>
-              <m:d>
-                <m:dPr>
-                  <m:begChr m:val="("/>
-                  <m:sepChr m:val=""/>
-                  <m:endChr m:val=")"/>
-                  <m:grow/>
-                </m:dPr>
-                <m:e>
-                  <m:r>
-                    <m:t>x</m:t>
-                  </m:r>
-                  <m:r>
-                    <m:rPr>
-                      <m:sty m:val="p"/>
-                    </m:rPr>
-                    <m:t>,</m:t>
-                  </m:r>
-                  <m:r>
-                    <m:t>y</m:t>
-                  </m:r>
-                </m:e>
-              </m:d>
+              <m:r>
+                <m:rPr>
+                  <m:sty m:val="p"/>
+                </m:rPr>
+                <m:t>(</m:t>
+              </m:r>
+              <m:r>
+                <m:t>x</m:t>
+              </m:r>
+              <m:r>
+                <m:rPr>
+                  <m:sty m:val="p"/>
+                </m:rPr>
+                <m:t>,</m:t>
+              </m:r>
+              <m:r>
+                <m:t>y</m:t>
+              </m:r>
+              <m:r>
+                <m:rPr>
+                  <m:sty m:val="p"/>
+                </m:rPr>
+                <m:t>)</m:t>
+              </m:r>
             </m:oMath>
             <w:r>
               <w:t xml:space="preserve"> </w:t>
@@ -664,37 +682,39 @@
               <w:t xml:space="preserve"> </w:t>
             </w:r>
             <m:oMath>
-              <m:d>
-                <m:dPr>
-                  <m:begChr m:val="("/>
-                  <m:sepChr m:val=""/>
-                  <m:endChr m:val=")"/>
-                  <m:grow/>
-                </m:dPr>
-                <m:e>
-                  <m:r>
-                    <m:t>x</m:t>
-                  </m:r>
-                  <m:r>
-                    <m:rPr>
-                      <m:sty m:val="p"/>
-                    </m:rPr>
-                    <m:t>,</m:t>
-                  </m:r>
-                  <m:r>
-                    <m:t>y</m:t>
-                  </m:r>
-                  <m:r>
-                    <m:rPr>
-                      <m:sty m:val="p"/>
-                    </m:rPr>
-                    <m:t>,</m:t>
-                  </m:r>
-                  <m:r>
-                    <m:t>z</m:t>
-                  </m:r>
-                </m:e>
-              </m:d>
+              <m:r>
+                <m:rPr>
+                  <m:sty m:val="p"/>
+                </m:rPr>
+                <m:t>(</m:t>
+              </m:r>
+              <m:r>
+                <m:t>x</m:t>
+              </m:r>
+              <m:r>
+                <m:rPr>
+                  <m:sty m:val="p"/>
+                </m:rPr>
+                <m:t>,</m:t>
+              </m:r>
+              <m:r>
+                <m:t>y</m:t>
+              </m:r>
+              <m:r>
+                <m:rPr>
+                  <m:sty m:val="p"/>
+                </m:rPr>
+                <m:t>,</m:t>
+              </m:r>
+              <m:r>
+                <m:t>z</m:t>
+              </m:r>
+              <m:r>
+                <m:rPr>
+                  <m:sty m:val="p"/>
+                </m:rPr>
+                <m:t>)</m:t>
+              </m:r>
             </m:oMath>
             <w:r>
               <w:t xml:space="preserve"> </w:t>
@@ -736,37 +756,39 @@
               <m:r>
                 <m:t>F</m:t>
               </m:r>
-              <m:d>
-                <m:dPr>
-                  <m:begChr m:val="("/>
-                  <m:sepChr m:val=""/>
-                  <m:endChr m:val=")"/>
-                  <m:grow/>
-                </m:dPr>
-                <m:e>
-                  <m:r>
-                    <m:t>x</m:t>
-                  </m:r>
-                  <m:r>
-                    <m:rPr>
-                      <m:sty m:val="p"/>
-                    </m:rPr>
-                    <m:t>,</m:t>
-                  </m:r>
-                  <m:r>
-                    <m:t>y</m:t>
-                  </m:r>
-                  <m:r>
-                    <m:rPr>
-                      <m:sty m:val="p"/>
-                    </m:rPr>
-                    <m:t>,</m:t>
-                  </m:r>
-                  <m:r>
-                    <m:t>z</m:t>
-                  </m:r>
-                </m:e>
-              </m:d>
+              <m:r>
+                <m:rPr>
+                  <m:sty m:val="p"/>
+                </m:rPr>
+                <m:t>(</m:t>
+              </m:r>
+              <m:r>
+                <m:t>x</m:t>
+              </m:r>
+              <m:r>
+                <m:rPr>
+                  <m:sty m:val="p"/>
+                </m:rPr>
+                <m:t>,</m:t>
+              </m:r>
+              <m:r>
+                <m:t>y</m:t>
+              </m:r>
+              <m:r>
+                <m:rPr>
+                  <m:sty m:val="p"/>
+                </m:rPr>
+                <m:t>,</m:t>
+              </m:r>
+              <m:r>
+                <m:t>z</m:t>
+              </m:r>
+              <m:r>
+                <m:rPr>
+                  <m:sty m:val="p"/>
+                </m:rPr>
+                <m:t>)</m:t>
+              </m:r>
               <m:r>
                 <m:rPr>
                   <m:sty m:val="p"/>
@@ -1065,8 +1087,8 @@
           <m:r>
             <m:rPr>
               <m:nor/>
+              <m:scr m:val="sans-serif"/>
               <m:sty m:val="p"/>
-              <m:scr m:val="sans-serif"/>
             </m:rPr>
             <m:t>and</m:t>
           </m:r>
@@ -1180,28 +1202,30 @@
         <m:r>
           <m:t>f</m:t>
         </m:r>
-        <m:d>
-          <m:dPr>
-            <m:begChr m:val="("/>
-            <m:sepChr m:val=""/>
-            <m:endChr m:val=")"/>
-            <m:grow/>
-          </m:dPr>
-          <m:e>
-            <m:r>
-              <m:t>x</m:t>
-            </m:r>
-            <m:r>
-              <m:rPr>
-                <m:sty m:val="p"/>
-              </m:rPr>
-              <m:t>,</m:t>
-            </m:r>
-            <m:r>
-              <m:t>y</m:t>
-            </m:r>
-          </m:e>
-        </m:d>
+        <m:r>
+          <m:rPr>
+            <m:sty m:val="p"/>
+          </m:rPr>
+          <m:t>(</m:t>
+        </m:r>
+        <m:r>
+          <m:t>x</m:t>
+        </m:r>
+        <m:r>
+          <m:rPr>
+            <m:sty m:val="p"/>
+          </m:rPr>
+          <m:t>,</m:t>
+        </m:r>
+        <m:r>
+          <m:t>y</m:t>
+        </m:r>
+        <m:r>
+          <m:rPr>
+            <m:sty m:val="p"/>
+          </m:rPr>
+          <m:t>)</m:t>
+        </m:r>
       </m:oMath>
       <w:r>
         <w:t xml:space="preserve">.</w:t>
@@ -1286,18 +1310,18 @@
           <wp:inline>
             <wp:extent cx="2604887" cy="3035193"/>
             <wp:effectExtent b="0" l="0" r="0" t="0"/>
-            <wp:docPr descr="A general surface of the form z = a x^2 - b y^2 + c." title="" id="24" name="Picture"/>
+            <wp:docPr descr="A general surface of the form z = a x^2 - b y^2 + c." title="" id="13" name="Picture"/>
             <a:graphic>
               <a:graphicData uri="http://schemas.openxmlformats.org/drawingml/2006/picture">
                 <pic:pic>
                   <pic:nvPicPr>
-                    <pic:cNvPr descr="FiguresPNG/o-recognizing3dsurfaces-fig1.png" id="25" name="Picture"/>
+                    <pic:cNvPr descr="FiguresPNG/o-recognizing3dsurfaces-fig1.png" id="14" name="Picture"/>
                     <pic:cNvPicPr>
                       <a:picLocks noChangeArrowheads="1" noChangeAspect="1"/>
                     </pic:cNvPicPr>
                   </pic:nvPicPr>
                   <pic:blipFill>
-                    <a:blip r:embed="rId23"/>
+                    <a:blip r:embed="rId12"/>
                     <a:stretch>
                       <a:fillRect/>
                     </a:stretch>
@@ -1394,8 +1418,8 @@
         <w:t xml:space="preserve">.</w:t>
       </w:r>
     </w:p>
-    <w:bookmarkEnd w:id="26"/>
-    <w:bookmarkStart w:id="32" w:name="seeing-surfaces-by-slicing-them"/>
+    <w:bookmarkEnd w:id="15"/>
+    <w:bookmarkStart w:id="21" w:name="seeing-surfaces-by-slicing-them"/>
     <w:p>
       <w:pPr>
         <w:pStyle w:val="Heading1"/>
@@ -1656,18 +1680,18 @@
                 <wp:inline>
                   <wp:extent cx="152400" cy="152400"/>
                   <wp:effectExtent b="0" l="0" r="0" t="0"/>
-                  <wp:docPr descr="" title="" id="27" name="Picture"/>
+                  <wp:docPr descr="" title="" id="16" name="Picture"/>
                   <a:graphic>
                     <a:graphicData uri="http://schemas.openxmlformats.org/drawingml/2006/picture">
                       <pic:pic>
                         <pic:nvPicPr>
-                          <pic:cNvPr descr="/Applications/quarto/share/formats/docx/note.png" id="28" name="Picture"/>
+                          <pic:cNvPr descr="/Applications/quarto/share/formats/docx/note.png" id="17" name="Picture"/>
                           <pic:cNvPicPr>
                             <a:picLocks noChangeArrowheads="1" noChangeAspect="1"/>
                           </pic:cNvPicPr>
                         </pic:nvPicPr>
                         <pic:blipFill>
-                          <a:blip r:embed="rId20"/>
+                          <a:blip r:embed="rId9"/>
                           <a:stretch>
                             <a:fillRect/>
                           </a:stretch>
@@ -1950,28 +1974,30 @@
         <m:r>
           <m:t>f</m:t>
         </m:r>
-        <m:d>
-          <m:dPr>
-            <m:begChr m:val="("/>
-            <m:sepChr m:val=""/>
-            <m:endChr m:val=")"/>
-            <m:grow/>
-          </m:dPr>
-          <m:e>
-            <m:r>
-              <m:t>x</m:t>
-            </m:r>
-            <m:r>
-              <m:rPr>
-                <m:sty m:val="p"/>
-              </m:rPr>
-              <m:t>,</m:t>
-            </m:r>
-            <m:r>
-              <m:t>y</m:t>
-            </m:r>
-          </m:e>
-        </m:d>
+        <m:r>
+          <m:rPr>
+            <m:sty m:val="p"/>
+          </m:rPr>
+          <m:t>(</m:t>
+        </m:r>
+        <m:r>
+          <m:t>x</m:t>
+        </m:r>
+        <m:r>
+          <m:rPr>
+            <m:sty m:val="p"/>
+          </m:rPr>
+          <m:t>,</m:t>
+        </m:r>
+        <m:r>
+          <m:t>y</m:t>
+        </m:r>
+        <m:r>
+          <m:rPr>
+            <m:sty m:val="p"/>
+          </m:rPr>
+          <m:t>)</m:t>
+        </m:r>
       </m:oMath>
       <w:r>
         <w:t xml:space="preserve"> </w:t>
@@ -2029,28 +2055,30 @@
         <m:r>
           <m:t>f</m:t>
         </m:r>
-        <m:d>
-          <m:dPr>
-            <m:begChr m:val="("/>
-            <m:sepChr m:val=""/>
-            <m:endChr m:val=")"/>
-            <m:grow/>
-          </m:dPr>
-          <m:e>
-            <m:r>
-              <m:t>x</m:t>
-            </m:r>
-            <m:r>
-              <m:rPr>
-                <m:sty m:val="p"/>
-              </m:rPr>
-              <m:t>,</m:t>
-            </m:r>
-            <m:r>
-              <m:t>a</m:t>
-            </m:r>
-          </m:e>
-        </m:d>
+        <m:r>
+          <m:rPr>
+            <m:sty m:val="p"/>
+          </m:rPr>
+          <m:t>(</m:t>
+        </m:r>
+        <m:r>
+          <m:t>x</m:t>
+        </m:r>
+        <m:r>
+          <m:rPr>
+            <m:sty m:val="p"/>
+          </m:rPr>
+          <m:t>,</m:t>
+        </m:r>
+        <m:r>
+          <m:t>a</m:t>
+        </m:r>
+        <m:r>
+          <m:rPr>
+            <m:sty m:val="p"/>
+          </m:rPr>
+          <m:t>)</m:t>
+        </m:r>
       </m:oMath>
       <w:r>
         <w:t xml:space="preserve"> </w:t>
@@ -2082,18 +2110,18 @@
           <wp:inline>
             <wp:extent cx="5943600" cy="2885452"/>
             <wp:effectExtent b="0" l="0" r="0" t="0"/>
-            <wp:docPr descr="Intersection of the surface z = f(x,y) with the plane y = a, shown with its 2D trace z = f(x,a)." title="" id="30" name="Picture"/>
+            <wp:docPr descr="Intersection of the surface z = f(x,y) with the plane y = a, shown with its 2D trace z = f(x,a)." title="" id="19" name="Picture"/>
             <a:graphic>
               <a:graphicData uri="http://schemas.openxmlformats.org/drawingml/2006/picture">
                 <pic:pic>
                   <pic:nvPicPr>
-                    <pic:cNvPr descr="FiguresPNG/o-recognizing3dsurfaces-fig2.png" id="31" name="Picture"/>
+                    <pic:cNvPr descr="FiguresPNG/o-recognizing3dsurfaces-fig2.png" id="20" name="Picture"/>
                     <pic:cNvPicPr>
                       <a:picLocks noChangeArrowheads="1" noChangeAspect="1"/>
                     </pic:cNvPicPr>
                   </pic:nvPicPr>
                   <pic:blipFill>
-                    <a:blip r:embed="rId29"/>
+                    <a:blip r:embed="rId18"/>
                     <a:stretch>
                       <a:fillRect/>
                     </a:stretch>
@@ -2143,28 +2171,30 @@
         <m:r>
           <m:t>f</m:t>
         </m:r>
-        <m:d>
-          <m:dPr>
-            <m:begChr m:val="("/>
-            <m:sepChr m:val=""/>
-            <m:endChr m:val=")"/>
-            <m:grow/>
-          </m:dPr>
-          <m:e>
-            <m:r>
-              <m:t>x</m:t>
-            </m:r>
-            <m:r>
-              <m:rPr>
-                <m:sty m:val="p"/>
-              </m:rPr>
-              <m:t>,</m:t>
-            </m:r>
-            <m:r>
-              <m:t>y</m:t>
-            </m:r>
-          </m:e>
-        </m:d>
+        <m:r>
+          <m:rPr>
+            <m:sty m:val="p"/>
+          </m:rPr>
+          <m:t>(</m:t>
+        </m:r>
+        <m:r>
+          <m:t>x</m:t>
+        </m:r>
+        <m:r>
+          <m:rPr>
+            <m:sty m:val="p"/>
+          </m:rPr>
+          <m:t>,</m:t>
+        </m:r>
+        <m:r>
+          <m:t>y</m:t>
+        </m:r>
+        <m:r>
+          <m:rPr>
+            <m:sty m:val="p"/>
+          </m:rPr>
+          <m:t>)</m:t>
+        </m:r>
       </m:oMath>
       <w:r>
         <w:t xml:space="preserve"> </w:t>
@@ -2208,35 +2238,37 @@
         <m:r>
           <m:t>f</m:t>
         </m:r>
-        <m:d>
-          <m:dPr>
-            <m:begChr m:val="("/>
-            <m:sepChr m:val=""/>
-            <m:endChr m:val=")"/>
-            <m:grow/>
-          </m:dPr>
-          <m:e>
-            <m:r>
-              <m:t>x</m:t>
-            </m:r>
-            <m:r>
-              <m:rPr>
-                <m:sty m:val="p"/>
-              </m:rPr>
-              <m:t>,</m:t>
-            </m:r>
-            <m:r>
-              <m:t>a</m:t>
-            </m:r>
-          </m:e>
-        </m:d>
+        <m:r>
+          <m:rPr>
+            <m:sty m:val="p"/>
+          </m:rPr>
+          <m:t>(</m:t>
+        </m:r>
+        <m:r>
+          <m:t>x</m:t>
+        </m:r>
+        <m:r>
+          <m:rPr>
+            <m:sty m:val="p"/>
+          </m:rPr>
+          <m:t>,</m:t>
+        </m:r>
+        <m:r>
+          <m:t>a</m:t>
+        </m:r>
+        <m:r>
+          <m:rPr>
+            <m:sty m:val="p"/>
+          </m:rPr>
+          <m:t>)</m:t>
+        </m:r>
       </m:oMath>
       <w:r>
         <w:t xml:space="preserve">.</w:t>
       </w:r>
     </w:p>
-    <w:bookmarkEnd w:id="32"/>
-    <w:bookmarkStart w:id="40" w:name="planes"/>
+    <w:bookmarkEnd w:id="21"/>
+    <w:bookmarkStart w:id="29" w:name="planes"/>
     <w:p>
       <w:pPr>
         <w:pStyle w:val="Heading1"/>
@@ -2338,18 +2370,18 @@
                 <wp:inline>
                   <wp:extent cx="152400" cy="152400"/>
                   <wp:effectExtent b="0" l="0" r="0" t="0"/>
-                  <wp:docPr descr="" title="" id="33" name="Picture"/>
+                  <wp:docPr descr="" title="" id="22" name="Picture"/>
                   <a:graphic>
                     <a:graphicData uri="http://schemas.openxmlformats.org/drawingml/2006/picture">
                       <pic:pic>
                         <pic:nvPicPr>
-                          <pic:cNvPr descr="/Applications/quarto/share/formats/docx/note.png" id="34" name="Picture"/>
+                          <pic:cNvPr descr="/Applications/quarto/share/formats/docx/note.png" id="23" name="Picture"/>
                           <pic:cNvPicPr>
                             <a:picLocks noChangeArrowheads="1" noChangeAspect="1"/>
                           </pic:cNvPicPr>
                         </pic:nvPicPr>
                         <pic:blipFill>
-                          <a:blip r:embed="rId20"/>
+                          <a:blip r:embed="rId9"/>
                           <a:stretch>
                             <a:fillRect/>
                           </a:stretch>
@@ -2905,18 +2937,18 @@
                 <wp:inline>
                   <wp:extent cx="152400" cy="152400"/>
                   <wp:effectExtent b="0" l="0" r="0" t="0"/>
-                  <wp:docPr descr="" title="" id="35" name="Picture"/>
+                  <wp:docPr descr="" title="" id="24" name="Picture"/>
                   <a:graphic>
                     <a:graphicData uri="http://schemas.openxmlformats.org/drawingml/2006/picture">
                       <pic:pic>
                         <pic:nvPicPr>
-                          <pic:cNvPr descr="/Applications/quarto/share/formats/docx/note.png" id="36" name="Picture"/>
+                          <pic:cNvPr descr="/Applications/quarto/share/formats/docx/note.png" id="25" name="Picture"/>
                           <pic:cNvPicPr>
                             <a:picLocks noChangeArrowheads="1" noChangeAspect="1"/>
                           </pic:cNvPicPr>
                         </pic:nvPicPr>
                         <pic:blipFill>
-                          <a:blip r:embed="rId20"/>
+                          <a:blip r:embed="rId9"/>
                           <a:stretch>
                             <a:fillRect/>
                           </a:stretch>
@@ -3045,37 +3077,39 @@
               <w:t xml:space="preserve"> </w:t>
             </w:r>
             <m:oMath>
-              <m:d>
-                <m:dPr>
-                  <m:begChr m:val="("/>
-                  <m:sepChr m:val=""/>
-                  <m:endChr m:val=")"/>
-                  <m:grow/>
-                </m:dPr>
-                <m:e>
-                  <m:r>
-                    <m:t>x</m:t>
-                  </m:r>
-                  <m:r>
-                    <m:rPr>
-                      <m:sty m:val="p"/>
-                    </m:rPr>
-                    <m:t>,</m:t>
-                  </m:r>
-                  <m:r>
-                    <m:t>y</m:t>
-                  </m:r>
-                  <m:r>
-                    <m:rPr>
-                      <m:sty m:val="p"/>
-                    </m:rPr>
-                    <m:t>,</m:t>
-                  </m:r>
-                  <m:r>
-                    <m:t>z</m:t>
-                  </m:r>
-                </m:e>
-              </m:d>
+              <m:r>
+                <m:rPr>
+                  <m:sty m:val="p"/>
+                </m:rPr>
+                <m:t>(</m:t>
+              </m:r>
+              <m:r>
+                <m:t>x</m:t>
+              </m:r>
+              <m:r>
+                <m:rPr>
+                  <m:sty m:val="p"/>
+                </m:rPr>
+                <m:t>,</m:t>
+              </m:r>
+              <m:r>
+                <m:t>y</m:t>
+              </m:r>
+              <m:r>
+                <m:rPr>
+                  <m:sty m:val="p"/>
+                </m:rPr>
+                <m:t>,</m:t>
+              </m:r>
+              <m:r>
+                <m:t>z</m:t>
+              </m:r>
+              <m:r>
+                <m:rPr>
+                  <m:sty m:val="p"/>
+                </m:rPr>
+                <m:t>)</m:t>
+              </m:r>
             </m:oMath>
             <w:r>
               <w:t xml:space="preserve"> </w:t>
@@ -3162,37 +3196,39 @@
               <w:t xml:space="preserve"> </w:t>
             </w:r>
             <m:oMath>
-              <m:d>
-                <m:dPr>
-                  <m:begChr m:val="("/>
-                  <m:sepChr m:val=""/>
-                  <m:endChr m:val=")"/>
-                  <m:grow/>
-                </m:dPr>
-                <m:e>
-                  <m:r>
-                    <m:t>0</m:t>
-                  </m:r>
-                  <m:r>
-                    <m:rPr>
-                      <m:sty m:val="p"/>
-                    </m:rPr>
-                    <m:t>,</m:t>
-                  </m:r>
-                  <m:r>
-                    <m:t>0</m:t>
-                  </m:r>
-                  <m:r>
-                    <m:rPr>
-                      <m:sty m:val="p"/>
-                    </m:rPr>
-                    <m:t>,</m:t>
-                  </m:r>
-                  <m:r>
-                    <m:t>2</m:t>
-                  </m:r>
-                </m:e>
-              </m:d>
+              <m:r>
+                <m:rPr>
+                  <m:sty m:val="p"/>
+                </m:rPr>
+                <m:t>(</m:t>
+              </m:r>
+              <m:r>
+                <m:t>0</m:t>
+              </m:r>
+              <m:r>
+                <m:rPr>
+                  <m:sty m:val="p"/>
+                </m:rPr>
+                <m:t>,</m:t>
+              </m:r>
+              <m:r>
+                <m:t>0</m:t>
+              </m:r>
+              <m:r>
+                <m:rPr>
+                  <m:sty m:val="p"/>
+                </m:rPr>
+                <m:t>,</m:t>
+              </m:r>
+              <m:r>
+                <m:t>2</m:t>
+              </m:r>
+              <m:r>
+                <m:rPr>
+                  <m:sty m:val="p"/>
+                </m:rPr>
+                <m:t>)</m:t>
+              </m:r>
             </m:oMath>
             <w:r>
               <w:t xml:space="preserve"> </w:t>
@@ -3279,37 +3315,39 @@
               <w:t xml:space="preserve"> </w:t>
             </w:r>
             <m:oMath>
-              <m:d>
-                <m:dPr>
-                  <m:begChr m:val="("/>
-                  <m:sepChr m:val=""/>
-                  <m:endChr m:val=")"/>
-                  <m:grow/>
-                </m:dPr>
-                <m:e>
-                  <m:r>
-                    <m:t>2</m:t>
-                  </m:r>
-                  <m:r>
-                    <m:rPr>
-                      <m:sty m:val="p"/>
-                    </m:rPr>
-                    <m:t>,</m:t>
-                  </m:r>
-                  <m:r>
-                    <m:t>0</m:t>
-                  </m:r>
-                  <m:r>
-                    <m:rPr>
-                      <m:sty m:val="p"/>
-                    </m:rPr>
-                    <m:t>,</m:t>
-                  </m:r>
-                  <m:r>
-                    <m:t>0</m:t>
-                  </m:r>
-                </m:e>
-              </m:d>
+              <m:r>
+                <m:rPr>
+                  <m:sty m:val="p"/>
+                </m:rPr>
+                <m:t>(</m:t>
+              </m:r>
+              <m:r>
+                <m:t>2</m:t>
+              </m:r>
+              <m:r>
+                <m:rPr>
+                  <m:sty m:val="p"/>
+                </m:rPr>
+                <m:t>,</m:t>
+              </m:r>
+              <m:r>
+                <m:t>0</m:t>
+              </m:r>
+              <m:r>
+                <m:rPr>
+                  <m:sty m:val="p"/>
+                </m:rPr>
+                <m:t>,</m:t>
+              </m:r>
+              <m:r>
+                <m:t>0</m:t>
+              </m:r>
+              <m:r>
+                <m:rPr>
+                  <m:sty m:val="p"/>
+                </m:rPr>
+                <m:t>)</m:t>
+              </m:r>
             </m:oMath>
             <w:r>
               <w:t xml:space="preserve"> </w:t>
@@ -3396,37 +3434,39 @@
               <w:t xml:space="preserve"> </w:t>
             </w:r>
             <m:oMath>
-              <m:d>
-                <m:dPr>
-                  <m:begChr m:val="("/>
-                  <m:sepChr m:val=""/>
-                  <m:endChr m:val=")"/>
-                  <m:grow/>
-                </m:dPr>
-                <m:e>
-                  <m:r>
-                    <m:t>0</m:t>
-                  </m:r>
-                  <m:r>
-                    <m:rPr>
-                      <m:sty m:val="p"/>
-                    </m:rPr>
-                    <m:t>,</m:t>
-                  </m:r>
-                  <m:r>
-                    <m:t>4</m:t>
-                  </m:r>
-                  <m:r>
-                    <m:rPr>
-                      <m:sty m:val="p"/>
-                    </m:rPr>
-                    <m:t>,</m:t>
-                  </m:r>
-                  <m:r>
-                    <m:t>0</m:t>
-                  </m:r>
-                </m:e>
-              </m:d>
+              <m:r>
+                <m:rPr>
+                  <m:sty m:val="p"/>
+                </m:rPr>
+                <m:t>(</m:t>
+              </m:r>
+              <m:r>
+                <m:t>0</m:t>
+              </m:r>
+              <m:r>
+                <m:rPr>
+                  <m:sty m:val="p"/>
+                </m:rPr>
+                <m:t>,</m:t>
+              </m:r>
+              <m:r>
+                <m:t>4</m:t>
+              </m:r>
+              <m:r>
+                <m:rPr>
+                  <m:sty m:val="p"/>
+                </m:rPr>
+                <m:t>,</m:t>
+              </m:r>
+              <m:r>
+                <m:t>0</m:t>
+              </m:r>
+              <m:r>
+                <m:rPr>
+                  <m:sty m:val="p"/>
+                </m:rPr>
+                <m:t>)</m:t>
+              </m:r>
             </m:oMath>
             <w:r>
               <w:t xml:space="preserve"> </w:t>
@@ -3560,18 +3600,18 @@
           <wp:inline>
             <wp:extent cx="2589519" cy="2835408"/>
             <wp:effectExtent b="0" l="0" r="0" t="0"/>
-            <wp:docPr descr="Plane given by z = a x + b y + c, with parameters a, b and c controlling tilt and height." title="" id="38" name="Picture"/>
+            <wp:docPr descr="Plane given by z = a x + b y + c, with parameters a, b and c controlling tilt and height." title="" id="27" name="Picture"/>
             <a:graphic>
               <a:graphicData uri="http://schemas.openxmlformats.org/drawingml/2006/picture">
                 <pic:pic>
                   <pic:nvPicPr>
-                    <pic:cNvPr descr="FiguresPNG/o-recognizing3dsurfaces-fig3.png" id="39" name="Picture"/>
+                    <pic:cNvPr descr="FiguresPNG/o-recognizing3dsurfaces-fig3.png" id="28" name="Picture"/>
                     <pic:cNvPicPr>
                       <a:picLocks noChangeArrowheads="1" noChangeAspect="1"/>
                     </pic:cNvPicPr>
                   </pic:nvPicPr>
                   <pic:blipFill>
-                    <a:blip r:embed="rId37"/>
+                    <a:blip r:embed="rId26"/>
                     <a:stretch>
                       <a:fillRect/>
                     </a:stretch>
@@ -3689,8 +3729,8 @@
         <w:t xml:space="preserve">controlling tilt and height.</w:t>
       </w:r>
     </w:p>
-    <w:bookmarkEnd w:id="40"/>
-    <w:bookmarkStart w:id="48" w:name="spheres-and-ellipsoids"/>
+    <w:bookmarkEnd w:id="29"/>
+    <w:bookmarkStart w:id="37" w:name="spheres-and-ellipsoids"/>
     <w:p>
       <w:pPr>
         <w:pStyle w:val="Heading1"/>
@@ -3756,18 +3796,18 @@
                 <wp:inline>
                   <wp:extent cx="152400" cy="152400"/>
                   <wp:effectExtent b="0" l="0" r="0" t="0"/>
-                  <wp:docPr descr="" title="" id="41" name="Picture"/>
+                  <wp:docPr descr="" title="" id="30" name="Picture"/>
                   <a:graphic>
                     <a:graphicData uri="http://schemas.openxmlformats.org/drawingml/2006/picture">
                       <pic:pic>
                         <pic:nvPicPr>
-                          <pic:cNvPr descr="/Applications/quarto/share/formats/docx/note.png" id="42" name="Picture"/>
+                          <pic:cNvPr descr="/Applications/quarto/share/formats/docx/note.png" id="31" name="Picture"/>
                           <pic:cNvPicPr>
                             <a:picLocks noChangeArrowheads="1" noChangeAspect="1"/>
                           </pic:cNvPicPr>
                         </pic:nvPicPr>
                         <pic:blipFill>
-                          <a:blip r:embed="rId20"/>
+                          <a:blip r:embed="rId9"/>
                           <a:stretch>
                             <a:fillRect/>
                           </a:stretch>
@@ -3869,37 +3909,39 @@
               <w:t xml:space="preserve"> </w:t>
             </w:r>
             <m:oMath>
-              <m:d>
-                <m:dPr>
-                  <m:begChr m:val="("/>
-                  <m:sepChr m:val=""/>
-                  <m:endChr m:val=")"/>
-                  <m:grow/>
-                </m:dPr>
-                <m:e>
-                  <m:r>
-                    <m:t>h</m:t>
-                  </m:r>
-                  <m:r>
-                    <m:rPr>
-                      <m:sty m:val="p"/>
-                    </m:rPr>
-                    <m:t>,</m:t>
-                  </m:r>
-                  <m:r>
-                    <m:t>k</m:t>
-                  </m:r>
-                  <m:r>
-                    <m:rPr>
-                      <m:sty m:val="p"/>
-                    </m:rPr>
-                    <m:t>,</m:t>
-                  </m:r>
-                  <m:r>
-                    <m:t>l</m:t>
-                  </m:r>
-                </m:e>
-              </m:d>
+              <m:r>
+                <m:rPr>
+                  <m:sty m:val="p"/>
+                </m:rPr>
+                <m:t>(</m:t>
+              </m:r>
+              <m:r>
+                <m:t>h</m:t>
+              </m:r>
+              <m:r>
+                <m:rPr>
+                  <m:sty m:val="p"/>
+                </m:rPr>
+                <m:t>,</m:t>
+              </m:r>
+              <m:r>
+                <m:t>k</m:t>
+              </m:r>
+              <m:r>
+                <m:rPr>
+                  <m:sty m:val="p"/>
+                </m:rPr>
+                <m:t>,</m:t>
+              </m:r>
+              <m:r>
+                <m:t>l</m:t>
+              </m:r>
+              <m:r>
+                <m:rPr>
+                  <m:sty m:val="p"/>
+                </m:rPr>
+                <m:t>)</m:t>
+              </m:r>
             </m:oMath>
             <w:r>
               <w:t xml:space="preserve"> </w:t>
@@ -3911,37 +3953,39 @@
               <w:t xml:space="preserve"> </w:t>
             </w:r>
             <m:oMath>
-              <m:d>
-                <m:dPr>
-                  <m:begChr m:val="("/>
-                  <m:sepChr m:val=""/>
-                  <m:endChr m:val=")"/>
-                  <m:grow/>
-                </m:dPr>
-                <m:e>
-                  <m:r>
-                    <m:t>x</m:t>
-                  </m:r>
-                  <m:r>
-                    <m:rPr>
-                      <m:sty m:val="p"/>
-                    </m:rPr>
-                    <m:t>,</m:t>
-                  </m:r>
-                  <m:r>
-                    <m:t>y</m:t>
-                  </m:r>
-                  <m:r>
-                    <m:rPr>
-                      <m:sty m:val="p"/>
-                    </m:rPr>
-                    <m:t>,</m:t>
-                  </m:r>
-                  <m:r>
-                    <m:t>z</m:t>
-                  </m:r>
-                </m:e>
-              </m:d>
+              <m:r>
+                <m:rPr>
+                  <m:sty m:val="p"/>
+                </m:rPr>
+                <m:t>(</m:t>
+              </m:r>
+              <m:r>
+                <m:t>x</m:t>
+              </m:r>
+              <m:r>
+                <m:rPr>
+                  <m:sty m:val="p"/>
+                </m:rPr>
+                <m:t>,</m:t>
+              </m:r>
+              <m:r>
+                <m:t>y</m:t>
+              </m:r>
+              <m:r>
+                <m:rPr>
+                  <m:sty m:val="p"/>
+                </m:rPr>
+                <m:t>,</m:t>
+              </m:r>
+              <m:r>
+                <m:t>z</m:t>
+              </m:r>
+              <m:r>
+                <m:rPr>
+                  <m:sty m:val="p"/>
+                </m:rPr>
+                <m:t>)</m:t>
+              </m:r>
             </m:oMath>
             <w:r>
               <w:t xml:space="preserve"> </w:t>
@@ -3959,30 +4003,32 @@
                 <m:jc m:val="center"/>
               </m:oMathParaPr>
               <m:oMath>
+                <m:r>
+                  <m:rPr>
+                    <m:sty m:val="p"/>
+                  </m:rPr>
+                  <m:t>(</m:t>
+                </m:r>
+                <m:r>
+                  <m:t>x</m:t>
+                </m:r>
+                <m:r>
+                  <m:rPr>
+                    <m:sty m:val="p"/>
+                  </m:rPr>
+                  <m:t>−</m:t>
+                </m:r>
+                <m:r>
+                  <m:t>h</m:t>
+                </m:r>
                 <m:sSup>
                   <m:e>
-                    <m:d>
-                      <m:dPr>
-                        <m:begChr m:val="("/>
-                        <m:sepChr m:val=""/>
-                        <m:endChr m:val=")"/>
-                        <m:grow/>
-                      </m:dPr>
-                      <m:e>
-                        <m:r>
-                          <m:t>x</m:t>
-                        </m:r>
-                        <m:r>
-                          <m:rPr>
-                            <m:sty m:val="p"/>
-                          </m:rPr>
-                          <m:t>−</m:t>
-                        </m:r>
-                        <m:r>
-                          <m:t>h</m:t>
-                        </m:r>
-                      </m:e>
-                    </m:d>
+                    <m:r>
+                      <m:rPr>
+                        <m:sty m:val="p"/>
+                      </m:rPr>
+                      <m:t>)</m:t>
+                    </m:r>
                   </m:e>
                   <m:sup>
                     <m:r>
@@ -3996,30 +4042,32 @@
                   </m:rPr>
                   <m:t>+</m:t>
                 </m:r>
+                <m:r>
+                  <m:rPr>
+                    <m:sty m:val="p"/>
+                  </m:rPr>
+                  <m:t>(</m:t>
+                </m:r>
+                <m:r>
+                  <m:t>y</m:t>
+                </m:r>
+                <m:r>
+                  <m:rPr>
+                    <m:sty m:val="p"/>
+                  </m:rPr>
+                  <m:t>−</m:t>
+                </m:r>
+                <m:r>
+                  <m:t>k</m:t>
+                </m:r>
                 <m:sSup>
                   <m:e>
-                    <m:d>
-                      <m:dPr>
-                        <m:begChr m:val="("/>
-                        <m:sepChr m:val=""/>
-                        <m:endChr m:val=")"/>
-                        <m:grow/>
-                      </m:dPr>
-                      <m:e>
-                        <m:r>
-                          <m:t>y</m:t>
-                        </m:r>
-                        <m:r>
-                          <m:rPr>
-                            <m:sty m:val="p"/>
-                          </m:rPr>
-                          <m:t>−</m:t>
-                        </m:r>
-                        <m:r>
-                          <m:t>k</m:t>
-                        </m:r>
-                      </m:e>
-                    </m:d>
+                    <m:r>
+                      <m:rPr>
+                        <m:sty m:val="p"/>
+                      </m:rPr>
+                      <m:t>)</m:t>
+                    </m:r>
                   </m:e>
                   <m:sup>
                     <m:r>
@@ -4033,30 +4081,32 @@
                   </m:rPr>
                   <m:t>+</m:t>
                 </m:r>
+                <m:r>
+                  <m:rPr>
+                    <m:sty m:val="p"/>
+                  </m:rPr>
+                  <m:t>(</m:t>
+                </m:r>
+                <m:r>
+                  <m:t>z</m:t>
+                </m:r>
+                <m:r>
+                  <m:rPr>
+                    <m:sty m:val="p"/>
+                  </m:rPr>
+                  <m:t>−</m:t>
+                </m:r>
+                <m:r>
+                  <m:t>l</m:t>
+                </m:r>
                 <m:sSup>
                   <m:e>
-                    <m:d>
-                      <m:dPr>
-                        <m:begChr m:val="("/>
-                        <m:sepChr m:val=""/>
-                        <m:endChr m:val=")"/>
-                        <m:grow/>
-                      </m:dPr>
-                      <m:e>
-                        <m:r>
-                          <m:t>z</m:t>
-                        </m:r>
-                        <m:r>
-                          <m:rPr>
-                            <m:sty m:val="p"/>
-                          </m:rPr>
-                          <m:t>−</m:t>
-                        </m:r>
-                        <m:r>
-                          <m:t>l</m:t>
-                        </m:r>
-                      </m:e>
-                    </m:d>
+                    <m:r>
+                      <m:rPr>
+                        <m:sty m:val="p"/>
+                      </m:rPr>
+                      <m:t>)</m:t>
+                    </m:r>
                   </m:e>
                   <m:sup>
                     <m:r>
@@ -4286,18 +4336,18 @@
                 <wp:inline>
                   <wp:extent cx="152400" cy="152400"/>
                   <wp:effectExtent b="0" l="0" r="0" t="0"/>
-                  <wp:docPr descr="" title="" id="43" name="Picture"/>
+                  <wp:docPr descr="" title="" id="32" name="Picture"/>
                   <a:graphic>
                     <a:graphicData uri="http://schemas.openxmlformats.org/drawingml/2006/picture">
                       <pic:pic>
                         <pic:nvPicPr>
-                          <pic:cNvPr descr="/Applications/quarto/share/formats/docx/note.png" id="44" name="Picture"/>
+                          <pic:cNvPr descr="/Applications/quarto/share/formats/docx/note.png" id="33" name="Picture"/>
                           <pic:cNvPicPr>
                             <a:picLocks noChangeArrowheads="1" noChangeAspect="1"/>
                           </pic:cNvPicPr>
                         </pic:nvPicPr>
                         <pic:blipFill>
-                          <a:blip r:embed="rId20"/>
+                          <a:blip r:embed="rId9"/>
                           <a:stretch>
                             <a:fillRect/>
                           </a:stretch>
@@ -5065,19 +5115,21 @@
         <w:t xml:space="preserve"> </w:t>
       </w:r>
       <m:oMath>
-        <m:d>
-          <m:dPr>
-            <m:begChr m:val="|"/>
-            <m:sepChr m:val=""/>
-            <m:endChr m:val="|"/>
-            <m:grow/>
-          </m:dPr>
-          <m:e>
-            <m:r>
-              <m:t>k</m:t>
-            </m:r>
-          </m:e>
-        </m:d>
+        <m:r>
+          <m:rPr>
+            <m:sty m:val="p"/>
+          </m:rPr>
+          <m:t>|</m:t>
+        </m:r>
+        <m:r>
+          <m:t>k</m:t>
+        </m:r>
+        <m:r>
+          <m:rPr>
+            <m:sty m:val="p"/>
+          </m:rPr>
+          <m:t>|</m:t>
+        </m:r>
         <m:r>
           <m:rPr>
             <m:sty m:val="p"/>
@@ -5121,19 +5173,21 @@
         <w:t xml:space="preserve"> </w:t>
       </w:r>
       <m:oMath>
-        <m:d>
-          <m:dPr>
-            <m:begChr m:val="|"/>
-            <m:sepChr m:val=""/>
-            <m:endChr m:val="|"/>
-            <m:grow/>
-          </m:dPr>
-          <m:e>
-            <m:r>
-              <m:t>k</m:t>
-            </m:r>
-          </m:e>
-        </m:d>
+        <m:r>
+          <m:rPr>
+            <m:sty m:val="p"/>
+          </m:rPr>
+          <m:t>|</m:t>
+        </m:r>
+        <m:r>
+          <m:t>k</m:t>
+        </m:r>
+        <m:r>
+          <m:rPr>
+            <m:sty m:val="p"/>
+          </m:rPr>
+          <m:t>|</m:t>
+        </m:r>
         <m:r>
           <m:rPr>
             <m:sty m:val="p"/>
@@ -5163,19 +5217,21 @@
         <w:t xml:space="preserve"> </w:t>
       </w:r>
       <m:oMath>
-        <m:d>
-          <m:dPr>
-            <m:begChr m:val="|"/>
-            <m:sepChr m:val=""/>
-            <m:endChr m:val="|"/>
-            <m:grow/>
-          </m:dPr>
-          <m:e>
-            <m:r>
-              <m:t>k</m:t>
-            </m:r>
-          </m:e>
-        </m:d>
+        <m:r>
+          <m:rPr>
+            <m:sty m:val="p"/>
+          </m:rPr>
+          <m:t>|</m:t>
+        </m:r>
+        <m:r>
+          <m:t>k</m:t>
+        </m:r>
+        <m:r>
+          <m:rPr>
+            <m:sty m:val="p"/>
+          </m:rPr>
+          <m:t>|</m:t>
+        </m:r>
         <m:r>
           <m:rPr>
             <m:sty m:val="p"/>
@@ -5659,19 +5715,21 @@
         <w:t xml:space="preserve">, this slice may be an ellipse (</w:t>
       </w:r>
       <m:oMath>
-        <m:d>
-          <m:dPr>
-            <m:begChr m:val="|"/>
-            <m:sepChr m:val=""/>
-            <m:endChr m:val="|"/>
-            <m:grow/>
-          </m:dPr>
-          <m:e>
-            <m:r>
-              <m:t>k</m:t>
-            </m:r>
-          </m:e>
-        </m:d>
+        <m:r>
+          <m:rPr>
+            <m:sty m:val="p"/>
+          </m:rPr>
+          <m:t>|</m:t>
+        </m:r>
+        <m:r>
+          <m:t>k</m:t>
+        </m:r>
+        <m:r>
+          <m:rPr>
+            <m:sty m:val="p"/>
+          </m:rPr>
+          <m:t>|</m:t>
+        </m:r>
         <m:r>
           <m:rPr>
             <m:sty m:val="p"/>
@@ -5686,19 +5744,21 @@
         <w:t xml:space="preserve">), a single point (</w:t>
       </w:r>
       <m:oMath>
-        <m:d>
-          <m:dPr>
-            <m:begChr m:val="|"/>
-            <m:sepChr m:val=""/>
-            <m:endChr m:val="|"/>
-            <m:grow/>
-          </m:dPr>
-          <m:e>
-            <m:r>
-              <m:t>k</m:t>
-            </m:r>
-          </m:e>
-        </m:d>
+        <m:r>
+          <m:rPr>
+            <m:sty m:val="p"/>
+          </m:rPr>
+          <m:t>|</m:t>
+        </m:r>
+        <m:r>
+          <m:t>k</m:t>
+        </m:r>
+        <m:r>
+          <m:rPr>
+            <m:sty m:val="p"/>
+          </m:rPr>
+          <m:t>|</m:t>
+        </m:r>
         <m:r>
           <m:rPr>
             <m:sty m:val="p"/>
@@ -5713,19 +5773,21 @@
         <w:t xml:space="preserve">), or non-existent (</w:t>
       </w:r>
       <m:oMath>
-        <m:d>
-          <m:dPr>
-            <m:begChr m:val="|"/>
-            <m:sepChr m:val=""/>
-            <m:endChr m:val="|"/>
-            <m:grow/>
-          </m:dPr>
-          <m:e>
-            <m:r>
-              <m:t>k</m:t>
-            </m:r>
-          </m:e>
-        </m:d>
+        <m:r>
+          <m:rPr>
+            <m:sty m:val="p"/>
+          </m:rPr>
+          <m:t>|</m:t>
+        </m:r>
+        <m:r>
+          <m:t>k</m:t>
+        </m:r>
+        <m:r>
+          <m:rPr>
+            <m:sty m:val="p"/>
+          </m:rPr>
+          <m:t>|</m:t>
+        </m:r>
         <m:r>
           <m:rPr>
             <m:sty m:val="p"/>
@@ -5749,18 +5811,18 @@
           <wp:inline>
             <wp:extent cx="5943600" cy="2724150"/>
             <wp:effectExtent b="0" l="0" r="0" t="0"/>
-            <wp:docPr descr="Ellipsoid \frac{x^2}{a^2} + \frac{y^2}{b^2} + \frac{z^2}{c^2} = 1 with horizontal slice z = k, showing the ellipse \frac{x^2}{a^2} + \frac{y^2}{b^2} = 1 - \frac{k^2}{c^2}." title="" id="46" name="Picture"/>
+            <wp:docPr descr="Ellipsoid \frac{x^2}{a^2} + \frac{y^2}{b^2} + \frac{z^2}{c^2} = 1 with horizontal slice z = k, showing the ellipse \frac{x^2}{a^2} + \frac{y^2}{b^2} = 1 - \frac{k^2}{c^2}." title="" id="35" name="Picture"/>
             <a:graphic>
               <a:graphicData uri="http://schemas.openxmlformats.org/drawingml/2006/picture">
                 <pic:pic>
                   <pic:nvPicPr>
-                    <pic:cNvPr descr="FiguresPNG/o-recognizing3dsurfaces-fig4.png" id="47" name="Picture"/>
+                    <pic:cNvPr descr="FiguresPNG/o-recognizing3dsurfaces-fig4.png" id="36" name="Picture"/>
                     <pic:cNvPicPr>
                       <a:picLocks noChangeArrowheads="1" noChangeAspect="1"/>
                     </pic:cNvPicPr>
                   </pic:nvPicPr>
                   <pic:blipFill>
-                    <a:blip r:embed="rId45"/>
+                    <a:blip r:embed="rId34"/>
                     <a:stretch>
                       <a:fillRect/>
                     </a:stretch>
@@ -6074,8 +6136,8 @@
         <w:t xml:space="preserve">.</w:t>
       </w:r>
     </w:p>
-    <w:bookmarkEnd w:id="48"/>
-    <w:bookmarkStart w:id="56" w:name="paraboloids-and-saddles"/>
+    <w:bookmarkEnd w:id="37"/>
+    <w:bookmarkStart w:id="45" w:name="paraboloids-and-saddles"/>
     <w:p>
       <w:pPr>
         <w:pStyle w:val="Heading1"/>
@@ -6284,18 +6346,18 @@
                 <wp:inline>
                   <wp:extent cx="152400" cy="152400"/>
                   <wp:effectExtent b="0" l="0" r="0" t="0"/>
-                  <wp:docPr descr="" title="" id="49" name="Picture"/>
+                  <wp:docPr descr="" title="" id="38" name="Picture"/>
                   <a:graphic>
                     <a:graphicData uri="http://schemas.openxmlformats.org/drawingml/2006/picture">
                       <pic:pic>
                         <pic:nvPicPr>
-                          <pic:cNvPr descr="/Applications/quarto/share/formats/docx/note.png" id="50" name="Picture"/>
+                          <pic:cNvPr descr="/Applications/quarto/share/formats/docx/note.png" id="39" name="Picture"/>
                           <pic:cNvPicPr>
                             <a:picLocks noChangeArrowheads="1" noChangeAspect="1"/>
                           </pic:cNvPicPr>
                         </pic:nvPicPr>
                         <pic:blipFill>
-                          <a:blip r:embed="rId20"/>
+                          <a:blip r:embed="rId9"/>
                           <a:stretch>
                             <a:fillRect/>
                           </a:stretch>
@@ -6715,18 +6777,18 @@
                 <wp:inline>
                   <wp:extent cx="152400" cy="152400"/>
                   <wp:effectExtent b="0" l="0" r="0" t="0"/>
-                  <wp:docPr descr="" title="" id="51" name="Picture"/>
+                  <wp:docPr descr="" title="" id="40" name="Picture"/>
                   <a:graphic>
                     <a:graphicData uri="http://schemas.openxmlformats.org/drawingml/2006/picture">
                       <pic:pic>
                         <pic:nvPicPr>
-                          <pic:cNvPr descr="/Applications/quarto/share/formats/docx/note.png" id="52" name="Picture"/>
+                          <pic:cNvPr descr="/Applications/quarto/share/formats/docx/note.png" id="41" name="Picture"/>
                           <pic:cNvPicPr>
                             <a:picLocks noChangeArrowheads="1" noChangeAspect="1"/>
                           </pic:cNvPicPr>
                         </pic:nvPicPr>
                         <pic:blipFill>
-                          <a:blip r:embed="rId20"/>
+                          <a:blip r:embed="rId9"/>
                           <a:stretch>
                             <a:fillRect/>
                           </a:stretch>
@@ -7145,19 +7207,21 @@
               </m:sSup>
             </m:num>
             <m:den>
-              <m:d>
-                <m:dPr>
-                  <m:begChr m:val="|"/>
-                  <m:sepChr m:val=""/>
-                  <m:endChr m:val="|"/>
-                  <m:grow/>
-                </m:dPr>
-                <m:e>
-                  <m:r>
-                    <m:t>z</m:t>
-                  </m:r>
-                </m:e>
-              </m:d>
+              <m:r>
+                <m:rPr>
+                  <m:sty m:val="p"/>
+                </m:rPr>
+                <m:t>|</m:t>
+              </m:r>
+              <m:r>
+                <m:t>z</m:t>
+              </m:r>
+              <m:r>
+                <m:rPr>
+                  <m:sty m:val="p"/>
+                </m:rPr>
+                <m:t>|</m:t>
+              </m:r>
               <m:r>
                 <m:rPr>
                   <m:sty m:val="p"/>
@@ -7194,19 +7258,21 @@
               </m:sSup>
             </m:num>
             <m:den>
-              <m:d>
-                <m:dPr>
-                  <m:begChr m:val="|"/>
-                  <m:sepChr m:val=""/>
-                  <m:endChr m:val="|"/>
-                  <m:grow/>
-                </m:dPr>
-                <m:e>
-                  <m:r>
-                    <m:t>z</m:t>
-                  </m:r>
-                </m:e>
-              </m:d>
+              <m:r>
+                <m:rPr>
+                  <m:sty m:val="p"/>
+                </m:rPr>
+                <m:t>|</m:t>
+              </m:r>
+              <m:r>
+                <m:t>z</m:t>
+              </m:r>
+              <m:r>
+                <m:rPr>
+                  <m:sty m:val="p"/>
+                </m:rPr>
+                <m:t>|</m:t>
+              </m:r>
               <m:r>
                 <m:rPr>
                   <m:sty m:val="p"/>
@@ -7292,28 +7358,30 @@
         <m:r>
           <m:t>f</m:t>
         </m:r>
-        <m:d>
-          <m:dPr>
-            <m:begChr m:val="("/>
-            <m:sepChr m:val=""/>
-            <m:endChr m:val=")"/>
-            <m:grow/>
-          </m:dPr>
-          <m:e>
-            <m:r>
-              <m:t>x</m:t>
-            </m:r>
-            <m:r>
-              <m:rPr>
-                <m:sty m:val="p"/>
-              </m:rPr>
-              <m:t>,</m:t>
-            </m:r>
-            <m:r>
-              <m:t>y</m:t>
-            </m:r>
-          </m:e>
-        </m:d>
+        <m:r>
+          <m:rPr>
+            <m:sty m:val="p"/>
+          </m:rPr>
+          <m:t>(</m:t>
+        </m:r>
+        <m:r>
+          <m:t>x</m:t>
+        </m:r>
+        <m:r>
+          <m:rPr>
+            <m:sty m:val="p"/>
+          </m:rPr>
+          <m:t>,</m:t>
+        </m:r>
+        <m:r>
+          <m:t>y</m:t>
+        </m:r>
+        <m:r>
+          <m:rPr>
+            <m:sty m:val="p"/>
+          </m:rPr>
+          <m:t>)</m:t>
+        </m:r>
       </m:oMath>
       <w:r>
         <w:t xml:space="preserve"> </w:t>
@@ -7602,18 +7670,18 @@
           <wp:inline>
             <wp:extent cx="5943600" cy="2786289"/>
             <wp:effectExtent b="0" l="0" r="0" t="0"/>
-            <wp:docPr descr="Surface z = a x^2 + b y^2 with horizontal slice z = k, giving the cross-section a x^2 + b y^2 = k." title="" id="54" name="Picture"/>
+            <wp:docPr descr="Surface z = a x^2 + b y^2 with horizontal slice z = k, giving the cross-section a x^2 + b y^2 = k." title="" id="43" name="Picture"/>
             <a:graphic>
               <a:graphicData uri="http://schemas.openxmlformats.org/drawingml/2006/picture">
                 <pic:pic>
                   <pic:nvPicPr>
-                    <pic:cNvPr descr="FiguresPNG/o-recognizing3dsurfaces-fig5.png" id="55" name="Picture"/>
+                    <pic:cNvPr descr="FiguresPNG/o-recognizing3dsurfaces-fig5.png" id="44" name="Picture"/>
                     <pic:cNvPicPr>
                       <a:picLocks noChangeArrowheads="1" noChangeAspect="1"/>
                     </pic:cNvPicPr>
                   </pic:nvPicPr>
                   <pic:blipFill>
-                    <a:blip r:embed="rId53"/>
+                    <a:blip r:embed="rId42"/>
                     <a:stretch>
                       <a:fillRect/>
                     </a:stretch>
@@ -7777,8 +7845,8 @@
         <w:t xml:space="preserve">.</w:t>
       </w:r>
     </w:p>
-    <w:bookmarkEnd w:id="56"/>
-    <w:bookmarkStart w:id="64" w:name="cones-and-hyperboloids"/>
+    <w:bookmarkEnd w:id="45"/>
+    <w:bookmarkStart w:id="53" w:name="cones-and-hyperboloids"/>
     <w:p>
       <w:pPr>
         <w:pStyle w:val="Heading1"/>
@@ -8089,18 +8157,18 @@
                 <wp:inline>
                   <wp:extent cx="152400" cy="152400"/>
                   <wp:effectExtent b="0" l="0" r="0" t="0"/>
-                  <wp:docPr descr="" title="" id="57" name="Picture"/>
+                  <wp:docPr descr="" title="" id="46" name="Picture"/>
                   <a:graphic>
                     <a:graphicData uri="http://schemas.openxmlformats.org/drawingml/2006/picture">
                       <pic:pic>
                         <pic:nvPicPr>
-                          <pic:cNvPr descr="/Applications/quarto/share/formats/docx/note.png" id="58" name="Picture"/>
+                          <pic:cNvPr descr="/Applications/quarto/share/formats/docx/note.png" id="47" name="Picture"/>
                           <pic:cNvPicPr>
                             <a:picLocks noChangeArrowheads="1" noChangeAspect="1"/>
                           </pic:cNvPicPr>
                         </pic:nvPicPr>
                         <pic:blipFill>
-                          <a:blip r:embed="rId20"/>
+                          <a:blip r:embed="rId9"/>
                           <a:stretch>
                             <a:fillRect/>
                           </a:stretch>
@@ -8671,37 +8739,39 @@
               <w:t xml:space="preserve"> </w:t>
             </w:r>
             <m:oMath>
-              <m:d>
-                <m:dPr>
-                  <m:begChr m:val="("/>
-                  <m:sepChr m:val=""/>
-                  <m:endChr m:val=")"/>
-                  <m:grow/>
-                </m:dPr>
-                <m:e>
-                  <m:r>
-                    <m:t>0</m:t>
-                  </m:r>
-                  <m:r>
-                    <m:rPr>
-                      <m:sty m:val="p"/>
-                    </m:rPr>
-                    <m:t>,</m:t>
-                  </m:r>
-                  <m:r>
-                    <m:t>0</m:t>
-                  </m:r>
-                  <m:r>
-                    <m:rPr>
-                      <m:sty m:val="p"/>
-                    </m:rPr>
-                    <m:t>,</m:t>
-                  </m:r>
-                  <m:r>
-                    <m:t>0</m:t>
-                  </m:r>
-                </m:e>
-              </m:d>
+              <m:r>
+                <m:rPr>
+                  <m:sty m:val="p"/>
+                </m:rPr>
+                <m:t>(</m:t>
+              </m:r>
+              <m:r>
+                <m:t>0</m:t>
+              </m:r>
+              <m:r>
+                <m:rPr>
+                  <m:sty m:val="p"/>
+                </m:rPr>
+                <m:t>,</m:t>
+              </m:r>
+              <m:r>
+                <m:t>0</m:t>
+              </m:r>
+              <m:r>
+                <m:rPr>
+                  <m:sty m:val="p"/>
+                </m:rPr>
+                <m:t>,</m:t>
+              </m:r>
+              <m:r>
+                <m:t>0</m:t>
+              </m:r>
+              <m:r>
+                <m:rPr>
+                  <m:sty m:val="p"/>
+                </m:rPr>
+                <m:t>)</m:t>
+              </m:r>
             </m:oMath>
             <w:r>
               <w:t xml:space="preserve"> </w:t>
@@ -8756,19 +8826,21 @@
               <w:t xml:space="preserve"> </w:t>
             </w:r>
             <m:oMath>
-              <m:d>
-                <m:dPr>
-                  <m:begChr m:val="|"/>
-                  <m:sepChr m:val=""/>
-                  <m:endChr m:val="|"/>
-                  <m:grow/>
-                </m:dPr>
-                <m:e>
-                  <m:r>
-                    <m:t>z</m:t>
-                  </m:r>
-                </m:e>
-              </m:d>
+              <m:r>
+                <m:rPr>
+                  <m:sty m:val="p"/>
+                </m:rPr>
+                <m:t>|</m:t>
+              </m:r>
+              <m:r>
+                <m:t>z</m:t>
+              </m:r>
+              <m:r>
+                <m:rPr>
+                  <m:sty m:val="p"/>
+                </m:rPr>
+                <m:t>|</m:t>
+              </m:r>
             </m:oMath>
             <w:r>
               <w:t xml:space="preserve"> </w:t>
@@ -8863,18 +8935,18 @@
                 <wp:inline>
                   <wp:extent cx="152400" cy="152400"/>
                   <wp:effectExtent b="0" l="0" r="0" t="0"/>
-                  <wp:docPr descr="" title="" id="59" name="Picture"/>
+                  <wp:docPr descr="" title="" id="48" name="Picture"/>
                   <a:graphic>
                     <a:graphicData uri="http://schemas.openxmlformats.org/drawingml/2006/picture">
                       <pic:pic>
                         <pic:nvPicPr>
-                          <pic:cNvPr descr="/Applications/quarto/share/formats/docx/note.png" id="60" name="Picture"/>
+                          <pic:cNvPr descr="/Applications/quarto/share/formats/docx/note.png" id="49" name="Picture"/>
                           <pic:cNvPicPr>
                             <a:picLocks noChangeArrowheads="1" noChangeAspect="1"/>
                           </pic:cNvPicPr>
                         </pic:nvPicPr>
                         <pic:blipFill>
-                          <a:blip r:embed="rId20"/>
+                          <a:blip r:embed="rId9"/>
                           <a:stretch>
                             <a:fillRect/>
                           </a:stretch>
@@ -9740,18 +9812,18 @@
           <wp:inline>
             <wp:extent cx="5943600" cy="2942664"/>
             <wp:effectExtent b="0" l="0" r="0" t="0"/>
-            <wp:docPr descr="Family \frac{x^2}{a^2} + \frac{y^2}{b^2} - \frac{z^2}{c^2} = k with slice z = h, showing elliptical sections when k + \frac{h^2}{c^2} &gt; 0." title="" id="62" name="Picture"/>
+            <wp:docPr descr="Family \frac{x^2}{a^2} + \frac{y^2}{b^2} - \frac{z^2}{c^2} = k with slice z = h, showing elliptical sections when k + \frac{h^2}{c^2} &gt; 0." title="" id="51" name="Picture"/>
             <a:graphic>
               <a:graphicData uri="http://schemas.openxmlformats.org/drawingml/2006/picture">
                 <pic:pic>
                   <pic:nvPicPr>
-                    <pic:cNvPr descr="FiguresPNG/o-recognizing3dsurfaces-fig6.png" id="63" name="Picture"/>
+                    <pic:cNvPr descr="FiguresPNG/o-recognizing3dsurfaces-fig6.png" id="52" name="Picture"/>
                     <pic:cNvPicPr>
                       <a:picLocks noChangeArrowheads="1" noChangeAspect="1"/>
                     </pic:cNvPicPr>
                   </pic:nvPicPr>
                   <pic:blipFill>
-                    <a:blip r:embed="rId61"/>
+                    <a:blip r:embed="rId50"/>
                     <a:stretch>
                       <a:fillRect/>
                     </a:stretch>
@@ -9996,8 +10068,8 @@
         <w:t xml:space="preserve">.</w:t>
       </w:r>
     </w:p>
-    <w:bookmarkEnd w:id="64"/>
-    <w:bookmarkStart w:id="72" w:name="when-two-surfaces-intersect"/>
+    <w:bookmarkEnd w:id="53"/>
+    <w:bookmarkStart w:id="61" w:name="when-two-surfaces-intersect"/>
     <w:p>
       <w:pPr>
         <w:pStyle w:val="Heading1"/>
@@ -10079,18 +10151,18 @@
                 <wp:inline>
                   <wp:extent cx="152400" cy="152400"/>
                   <wp:effectExtent b="0" l="0" r="0" t="0"/>
-                  <wp:docPr descr="" title="" id="65" name="Picture"/>
+                  <wp:docPr descr="" title="" id="54" name="Picture"/>
                   <a:graphic>
                     <a:graphicData uri="http://schemas.openxmlformats.org/drawingml/2006/picture">
                       <pic:pic>
                         <pic:nvPicPr>
-                          <pic:cNvPr descr="/Applications/quarto/share/formats/docx/note.png" id="66" name="Picture"/>
+                          <pic:cNvPr descr="/Applications/quarto/share/formats/docx/note.png" id="55" name="Picture"/>
                           <pic:cNvPicPr>
                             <a:picLocks noChangeArrowheads="1" noChangeAspect="1"/>
                           </pic:cNvPicPr>
                         </pic:nvPicPr>
                         <pic:blipFill>
-                          <a:blip r:embed="rId20"/>
+                          <a:blip r:embed="rId9"/>
                           <a:stretch>
                             <a:fillRect/>
                           </a:stretch>
@@ -10162,14 +10234,198 @@
                 <m:r>
                   <m:t>F</m:t>
                 </m:r>
-                <m:d>
-                  <m:dPr>
-                    <m:begChr m:val="("/>
-                    <m:sepChr m:val=""/>
-                    <m:endChr m:val=")"/>
-                    <m:grow/>
-                  </m:dPr>
+                <m:r>
+                  <m:rPr>
+                    <m:sty m:val="p"/>
+                  </m:rPr>
+                  <m:t>(</m:t>
+                </m:r>
+                <m:r>
+                  <m:t>x</m:t>
+                </m:r>
+                <m:r>
+                  <m:rPr>
+                    <m:sty m:val="p"/>
+                  </m:rPr>
+                  <m:t>,</m:t>
+                </m:r>
+                <m:r>
+                  <m:t>y</m:t>
+                </m:r>
+                <m:r>
+                  <m:rPr>
+                    <m:sty m:val="p"/>
+                  </m:rPr>
+                  <m:t>,</m:t>
+                </m:r>
+                <m:r>
+                  <m:t>z</m:t>
+                </m:r>
+                <m:r>
+                  <m:rPr>
+                    <m:sty m:val="p"/>
+                  </m:rPr>
+                  <m:t>)</m:t>
+                </m:r>
+                <m:r>
+                  <m:rPr>
+                    <m:sty m:val="p"/>
+                  </m:rPr>
+                  <m:t>=</m:t>
+                </m:r>
+                <m:r>
+                  <m:t>0</m:t>
+                </m:r>
+                <m:r>
+                  <m:t> </m:t>
+                </m:r>
+                <m:r>
+                  <m:rPr>
+                    <m:nor/>
+                    <m:scr m:val="sans-serif"/>
+                    <m:sty m:val="p"/>
+                  </m:rPr>
+                  <m:t>and</m:t>
+                </m:r>
+                <m:r>
+                  <m:t> </m:t>
+                </m:r>
+                <m:r>
+                  <m:t>G</m:t>
+                </m:r>
+                <m:r>
+                  <m:rPr>
+                    <m:sty m:val="p"/>
+                  </m:rPr>
+                  <m:t>(</m:t>
+                </m:r>
+                <m:r>
+                  <m:t>x</m:t>
+                </m:r>
+                <m:r>
+                  <m:rPr>
+                    <m:sty m:val="p"/>
+                  </m:rPr>
+                  <m:t>,</m:t>
+                </m:r>
+                <m:r>
+                  <m:t>y</m:t>
+                </m:r>
+                <m:r>
+                  <m:rPr>
+                    <m:sty m:val="p"/>
+                  </m:rPr>
+                  <m:t>,</m:t>
+                </m:r>
+                <m:r>
+                  <m:t>z</m:t>
+                </m:r>
+                <m:r>
+                  <m:rPr>
+                    <m:sty m:val="p"/>
+                  </m:rPr>
+                  <m:t>)</m:t>
+                </m:r>
+                <m:r>
+                  <m:rPr>
+                    <m:sty m:val="p"/>
+                  </m:rPr>
+                  <m:t>=</m:t>
+                </m:r>
+                <m:r>
+                  <m:t>0</m:t>
+                </m:r>
+              </m:oMath>
+            </m:oMathPara>
+          </w:p>
+          <w:p>
+            <w:pPr>
+              <w:pStyle w:val="FirstParagraph"/>
+            </w:pPr>
+            <w:r>
+              <w:t xml:space="preserve">The intersection of these surfaces is the set of points</w:t>
+            </w:r>
+            <w:r>
+              <w:t xml:space="preserve"> </w:t>
+            </w:r>
+            <m:oMath>
+              <m:r>
+                <m:rPr>
+                  <m:sty m:val="p"/>
+                </m:rPr>
+                <m:t>(</m:t>
+              </m:r>
+              <m:r>
+                <m:t>x</m:t>
+              </m:r>
+              <m:r>
+                <m:rPr>
+                  <m:sty m:val="p"/>
+                </m:rPr>
+                <m:t>,</m:t>
+              </m:r>
+              <m:r>
+                <m:t>y</m:t>
+              </m:r>
+              <m:r>
+                <m:rPr>
+                  <m:sty m:val="p"/>
+                </m:rPr>
+                <m:t>,</m:t>
+              </m:r>
+              <m:r>
+                <m:t>z</m:t>
+              </m:r>
+              <m:r>
+                <m:rPr>
+                  <m:sty m:val="p"/>
+                </m:rPr>
+                <m:t>)</m:t>
+              </m:r>
+            </m:oMath>
+            <w:r>
+              <w:t xml:space="preserve"> </w:t>
+            </w:r>
+            <w:r>
+              <w:t xml:space="preserve">that satisfy</w:t>
+            </w:r>
+            <w:r>
+              <w:t xml:space="preserve"> </w:t>
+            </w:r>
+            <w:r>
+              <w:rPr>
+                <w:b/>
+                <w:bCs/>
+              </w:rPr>
+              <w:t xml:space="preserve">both</w:t>
+            </w:r>
+            <w:r>
+              <w:t xml:space="preserve"> </w:t>
+            </w:r>
+            <w:r>
+              <w:t xml:space="preserve">equations at the same time. In other words, the points in the intersection solve the system</w:t>
+            </w:r>
+          </w:p>
+          <w:p>
+            <w:pPr>
+              <w:pStyle w:val="BodyText"/>
+            </w:pPr>
+            <m:oMathPara>
+              <m:oMathParaPr>
+                <m:jc m:val="center"/>
+              </m:oMathParaPr>
+              <m:oMath>
+                <m:eqArr>
                   <m:e>
+                    <m:r>
+                      <m:t>F</m:t>
+                    </m:r>
+                    <m:r>
+                      <m:rPr>
+                        <m:sty m:val="p"/>
+                      </m:rPr>
+                      <m:t>(</m:t>
+                    </m:r>
                     <m:r>
                       <m:t>x</m:t>
                     </m:r>
@@ -10191,42 +10447,35 @@
                     <m:r>
                       <m:t>z</m:t>
                     </m:r>
+                    <m:r>
+                      <m:rPr>
+                        <m:sty m:val="p"/>
+                      </m:rPr>
+                      <m:t>)</m:t>
+                    </m:r>
+                    <m:r>
+                      <m:t>&amp;</m:t>
+                    </m:r>
+                    <m:r>
+                      <m:rPr>
+                        <m:sty m:val="p"/>
+                      </m:rPr>
+                      <m:t>=</m:t>
+                    </m:r>
+                    <m:r>
+                      <m:t>0</m:t>
+                    </m:r>
                   </m:e>
-                </m:d>
-                <m:r>
-                  <m:rPr>
-                    <m:sty m:val="p"/>
-                  </m:rPr>
-                  <m:t>=</m:t>
-                </m:r>
-                <m:r>
-                  <m:t>0</m:t>
-                </m:r>
-                <m:r>
-                  <m:t> </m:t>
-                </m:r>
-                <m:r>
-                  <m:rPr>
-                    <m:nor/>
-                    <m:sty m:val="p"/>
-                    <m:scr m:val="sans-serif"/>
-                  </m:rPr>
-                  <m:t>and</m:t>
-                </m:r>
-                <m:r>
-                  <m:t> </m:t>
-                </m:r>
-                <m:r>
-                  <m:t>G</m:t>
-                </m:r>
-                <m:d>
-                  <m:dPr>
-                    <m:begChr m:val="("/>
-                    <m:sepChr m:val=""/>
-                    <m:endChr m:val=")"/>
-                    <m:grow/>
-                  </m:dPr>
                   <m:e>
+                    <m:r>
+                      <m:t>G</m:t>
+                    </m:r>
+                    <m:r>
+                      <m:rPr>
+                        <m:sty m:val="p"/>
+                      </m:rPr>
+                      <m:t>(</m:t>
+                    </m:r>
                     <m:r>
                       <m:t>x</m:t>
                     </m:r>
@@ -10248,213 +10497,26 @@
                     <m:r>
                       <m:t>z</m:t>
                     </m:r>
+                    <m:r>
+                      <m:rPr>
+                        <m:sty m:val="p"/>
+                      </m:rPr>
+                      <m:t>)</m:t>
+                    </m:r>
+                    <m:r>
+                      <m:t>&amp;</m:t>
+                    </m:r>
+                    <m:r>
+                      <m:rPr>
+                        <m:sty m:val="p"/>
+                      </m:rPr>
+                      <m:t>=</m:t>
+                    </m:r>
+                    <m:r>
+                      <m:t>0</m:t>
+                    </m:r>
                   </m:e>
-                </m:d>
-                <m:r>
-                  <m:rPr>
-                    <m:sty m:val="p"/>
-                  </m:rPr>
-                  <m:t>=</m:t>
-                </m:r>
-                <m:r>
-                  <m:t>0</m:t>
-                </m:r>
-              </m:oMath>
-            </m:oMathPara>
-          </w:p>
-          <w:p>
-            <w:pPr>
-              <w:pStyle w:val="FirstParagraph"/>
-            </w:pPr>
-            <w:r>
-              <w:t xml:space="preserve">The intersection of these surfaces is the set of points</w:t>
-            </w:r>
-            <w:r>
-              <w:t xml:space="preserve"> </w:t>
-            </w:r>
-            <m:oMath>
-              <m:d>
-                <m:dPr>
-                  <m:begChr m:val="("/>
-                  <m:sepChr m:val=""/>
-                  <m:endChr m:val=")"/>
-                  <m:grow/>
-                </m:dPr>
-                <m:e>
-                  <m:r>
-                    <m:t>x</m:t>
-                  </m:r>
-                  <m:r>
-                    <m:rPr>
-                      <m:sty m:val="p"/>
-                    </m:rPr>
-                    <m:t>,</m:t>
-                  </m:r>
-                  <m:r>
-                    <m:t>y</m:t>
-                  </m:r>
-                  <m:r>
-                    <m:rPr>
-                      <m:sty m:val="p"/>
-                    </m:rPr>
-                    <m:t>,</m:t>
-                  </m:r>
-                  <m:r>
-                    <m:t>z</m:t>
-                  </m:r>
-                </m:e>
-              </m:d>
-            </m:oMath>
-            <w:r>
-              <w:t xml:space="preserve"> </w:t>
-            </w:r>
-            <w:r>
-              <w:t xml:space="preserve">that satisfy</w:t>
-            </w:r>
-            <w:r>
-              <w:t xml:space="preserve"> </w:t>
-            </w:r>
-            <w:r>
-              <w:rPr>
-                <w:b/>
-                <w:bCs/>
-              </w:rPr>
-              <w:t xml:space="preserve">both</w:t>
-            </w:r>
-            <w:r>
-              <w:t xml:space="preserve"> </w:t>
-            </w:r>
-            <w:r>
-              <w:t xml:space="preserve">equations at the same time. In other words, the points in the intersection solve the system</w:t>
-            </w:r>
-          </w:p>
-          <w:p>
-            <w:pPr>
-              <w:pStyle w:val="BodyText"/>
-            </w:pPr>
-            <m:oMathPara>
-              <m:oMathParaPr>
-                <m:jc m:val="center"/>
-              </m:oMathParaPr>
-              <m:oMath>
-                <m:m>
-                  <m:mPr>
-                    <m:baseJc m:val="center"/>
-                    <m:plcHide m:val="on"/>
-                    <m:mcs>
-                      <m:mc>
-                        <m:mcPr>
-                          <m:mcJc m:val="right"/>
-                          <m:count m:val="1"/>
-                        </m:mcPr>
-                      </m:mc>
-                      <m:mc>
-                        <m:mcPr>
-                          <m:mcJc m:val="left"/>
-                          <m:count m:val="1"/>
-                        </m:mcPr>
-                      </m:mc>
-                    </m:mcs>
-                  </m:mPr>
-                  <m:mr>
-                    <m:e>
-                      <m:r>
-                        <m:t>F</m:t>
-                      </m:r>
-                      <m:d>
-                        <m:dPr>
-                          <m:begChr m:val="("/>
-                          <m:sepChr m:val=""/>
-                          <m:endChr m:val=")"/>
-                          <m:grow/>
-                        </m:dPr>
-                        <m:e>
-                          <m:r>
-                            <m:t>x</m:t>
-                          </m:r>
-                          <m:r>
-                            <m:rPr>
-                              <m:sty m:val="p"/>
-                            </m:rPr>
-                            <m:t>,</m:t>
-                          </m:r>
-                          <m:r>
-                            <m:t>y</m:t>
-                          </m:r>
-                          <m:r>
-                            <m:rPr>
-                              <m:sty m:val="p"/>
-                            </m:rPr>
-                            <m:t>,</m:t>
-                          </m:r>
-                          <m:r>
-                            <m:t>z</m:t>
-                          </m:r>
-                        </m:e>
-                      </m:d>
-                    </m:e>
-                    <m:e>
-                      <m:r>
-                        <m:rPr>
-                          <m:sty m:val="p"/>
-                        </m:rPr>
-                        <m:t>=</m:t>
-                      </m:r>
-                      <m:r>
-                        <m:t>0</m:t>
-                      </m:r>
-                    </m:e>
-                  </m:mr>
-                  <m:mr>
-                    <m:e>
-                      <m:r>
-                        <m:t>G</m:t>
-                      </m:r>
-                      <m:d>
-                        <m:dPr>
-                          <m:begChr m:val="("/>
-                          <m:sepChr m:val=""/>
-                          <m:endChr m:val=")"/>
-                          <m:grow/>
-                        </m:dPr>
-                        <m:e>
-                          <m:r>
-                            <m:t>x</m:t>
-                          </m:r>
-                          <m:r>
-                            <m:rPr>
-                              <m:sty m:val="p"/>
-                            </m:rPr>
-                            <m:t>,</m:t>
-                          </m:r>
-                          <m:r>
-                            <m:t>y</m:t>
-                          </m:r>
-                          <m:r>
-                            <m:rPr>
-                              <m:sty m:val="p"/>
-                            </m:rPr>
-                            <m:t>,</m:t>
-                          </m:r>
-                          <m:r>
-                            <m:t>z</m:t>
-                          </m:r>
-                        </m:e>
-                      </m:d>
-                    </m:e>
-                    <m:e>
-                      <m:r>
-                        <m:rPr>
-                          <m:sty m:val="p"/>
-                        </m:rPr>
-                        <m:t>=</m:t>
-                      </m:r>
-                      <m:r>
-                        <m:t>0</m:t>
-                      </m:r>
-                    </m:e>
-                  </m:mr>
-                </m:m>
+                </m:eqArr>
               </m:oMath>
             </m:oMathPara>
           </w:p>
@@ -10624,18 +10686,18 @@
                 <wp:inline>
                   <wp:extent cx="152400" cy="152400"/>
                   <wp:effectExtent b="0" l="0" r="0" t="0"/>
-                  <wp:docPr descr="" title="" id="67" name="Picture"/>
+                  <wp:docPr descr="" title="" id="56" name="Picture"/>
                   <a:graphic>
                     <a:graphicData uri="http://schemas.openxmlformats.org/drawingml/2006/picture">
                       <pic:pic>
                         <pic:nvPicPr>
-                          <pic:cNvPr descr="/Applications/quarto/share/formats/docx/note.png" id="68" name="Picture"/>
+                          <pic:cNvPr descr="/Applications/quarto/share/formats/docx/note.png" id="57" name="Picture"/>
                           <pic:cNvPicPr>
                             <a:picLocks noChangeArrowheads="1" noChangeAspect="1"/>
                           </pic:cNvPicPr>
                         </pic:nvPicPr>
                         <pic:blipFill>
-                          <a:blip r:embed="rId20"/>
+                          <a:blip r:embed="rId9"/>
                           <a:stretch>
                             <a:fillRect/>
                           </a:stretch>
@@ -10857,8 +10919,8 @@
                 <m:r>
                   <m:rPr>
                     <m:nor/>
+                    <m:scr m:val="sans-serif"/>
                     <m:sty m:val="p"/>
-                    <m:scr m:val="sans-serif"/>
                   </m:rPr>
                   <m:t>and</m:t>
                 </m:r>
@@ -11365,18 +11427,18 @@
           <wp:inline>
             <wp:extent cx="2589519" cy="2812356"/>
             <wp:effectExtent b="0" l="0" r="0" t="0"/>
-            <wp:docPr descr="Intersection of z = x^2 + y^2 with the plane z = k, giving a circle of radius \sqrt{k} when k&gt;0." title="" id="70" name="Picture"/>
+            <wp:docPr descr="Intersection of z = x^2 + y^2 with the plane z = k, giving a circle of radius \sqrt{k} when k&gt;0." title="" id="59" name="Picture"/>
             <a:graphic>
               <a:graphicData uri="http://schemas.openxmlformats.org/drawingml/2006/picture">
                 <pic:pic>
                   <pic:nvPicPr>
-                    <pic:cNvPr descr="FiguresPNG/o-recognizing3dsurfaces-fig7.png" id="71" name="Picture"/>
+                    <pic:cNvPr descr="FiguresPNG/o-recognizing3dsurfaces-fig7.png" id="60" name="Picture"/>
                     <pic:cNvPicPr>
                       <a:picLocks noChangeArrowheads="1" noChangeAspect="1"/>
                     </pic:cNvPicPr>
                   </pic:nvPicPr>
                   <pic:blipFill>
-                    <a:blip r:embed="rId69"/>
+                    <a:blip r:embed="rId58"/>
                     <a:stretch>
                       <a:fillRect/>
                     </a:stretch>
@@ -11523,8 +11585,8 @@
         <w:t xml:space="preserve">.</w:t>
       </w:r>
     </w:p>
-    <w:bookmarkEnd w:id="72"/>
-    <w:bookmarkStart w:id="73" w:name="decision-tree"/>
+    <w:bookmarkEnd w:id="61"/>
+    <w:bookmarkStart w:id="62" w:name="decision-tree"/>
     <w:p>
       <w:pPr>
         <w:pStyle w:val="Heading1"/>
@@ -12060,28 +12122,30 @@
         <m:r>
           <m:t>f</m:t>
         </m:r>
-        <m:d>
-          <m:dPr>
-            <m:begChr m:val="("/>
-            <m:sepChr m:val=""/>
-            <m:endChr m:val=")"/>
-            <m:grow/>
-          </m:dPr>
-          <m:e>
-            <m:r>
-              <m:t>x</m:t>
-            </m:r>
-            <m:r>
-              <m:rPr>
-                <m:sty m:val="p"/>
-              </m:rPr>
-              <m:t>,</m:t>
-            </m:r>
-            <m:r>
-              <m:t>y</m:t>
-            </m:r>
-          </m:e>
-        </m:d>
+        <m:r>
+          <m:rPr>
+            <m:sty m:val="p"/>
+          </m:rPr>
+          <m:t>(</m:t>
+        </m:r>
+        <m:r>
+          <m:t>x</m:t>
+        </m:r>
+        <m:r>
+          <m:rPr>
+            <m:sty m:val="p"/>
+          </m:rPr>
+          <m:t>,</m:t>
+        </m:r>
+        <m:r>
+          <m:t>y</m:t>
+        </m:r>
+        <m:r>
+          <m:rPr>
+            <m:sty m:val="p"/>
+          </m:rPr>
+          <m:t>)</m:t>
+        </m:r>
       </m:oMath>
       <w:r>
         <w:t xml:space="preserve"> </w:t>
@@ -12163,28 +12227,30 @@
         <m:r>
           <m:t>f</m:t>
         </m:r>
-        <m:d>
-          <m:dPr>
-            <m:begChr m:val="("/>
-            <m:sepChr m:val=""/>
-            <m:endChr m:val=")"/>
-            <m:grow/>
-          </m:dPr>
-          <m:e>
-            <m:r>
-              <m:t>x</m:t>
-            </m:r>
-            <m:r>
-              <m:rPr>
-                <m:sty m:val="p"/>
-              </m:rPr>
-              <m:t>,</m:t>
-            </m:r>
-            <m:r>
-              <m:t>y</m:t>
-            </m:r>
-          </m:e>
-        </m:d>
+        <m:r>
+          <m:rPr>
+            <m:sty m:val="p"/>
+          </m:rPr>
+          <m:t>(</m:t>
+        </m:r>
+        <m:r>
+          <m:t>x</m:t>
+        </m:r>
+        <m:r>
+          <m:rPr>
+            <m:sty m:val="p"/>
+          </m:rPr>
+          <m:t>,</m:t>
+        </m:r>
+        <m:r>
+          <m:t>y</m:t>
+        </m:r>
+        <m:r>
+          <m:rPr>
+            <m:sty m:val="p"/>
+          </m:rPr>
+          <m:t>)</m:t>
+        </m:r>
       </m:oMath>
       <w:r>
         <w:t xml:space="preserve">, do both</w:t>
@@ -13527,8 +13593,8 @@
         <w:t xml:space="preserve">.</w:t>
       </w:r>
     </w:p>
-    <w:bookmarkEnd w:id="73"/>
-    <w:bookmarkStart w:id="76" w:name="further-reading"/>
+    <w:bookmarkEnd w:id="62"/>
+    <w:bookmarkStart w:id="65" w:name="further-reading"/>
     <w:p>
       <w:pPr>
         <w:pStyle w:val="Heading1"/>
@@ -13553,7 +13619,7 @@
         <w:t xml:space="preserve">[To learn more about what conic sections are, please see Guide: Introduction to 2D conic sections.]</w:t>
       </w:r>
     </w:p>
-    <w:bookmarkStart w:id="75" w:name="version-history"/>
+    <w:bookmarkStart w:id="64" w:name="version-history"/>
     <w:p>
       <w:pPr>
         <w:pStyle w:val="Heading2"/>
@@ -13574,7 +13640,7 @@
       <w:pPr>
         <w:pStyle w:val="BodyText"/>
       </w:pPr>
-      <w:hyperlink r:id="rId74">
+      <w:hyperlink r:id="rId63">
         <w:r>
           <w:rPr>
             <w:rStyle w:val="Hyperlink"/>
@@ -13583,8 +13649,8 @@
         </w:r>
       </w:hyperlink>
     </w:p>
-    <w:bookmarkEnd w:id="75"/>
-    <w:bookmarkEnd w:id="76"/>
+    <w:bookmarkEnd w:id="64"/>
+    <w:bookmarkEnd w:id="65"/>
     <w:sectPr>
       <w:pgSz w:h="15840" w:w="12240"/>
       <w:pgMar w:bottom="1440" w:footer="720" w:gutter="0" w:header="720" w:left="1440" w:right="1440" w:top="1440"/>
